--- a/code/funcs/logReport.docx
+++ b/code/funcs/logReport.docx
@@ -18,7 +18,23 @@
           <w:sz w:val="48"/>
           <w:szCs w:val="48"/>
         </w:rPr>
-        <w:t>Отчет логам системы</w:t>
+        <w:t xml:space="preserve">Отчет </w:t>
+      </w:r>
+      <w:r>
+        <w:rPr>
+          <w:rFonts w:ascii="Times New Roman" w:hAnsi="Times New Roman" w:cs="Times New Roman"/>
+          <w:sz w:val="48"/>
+          <w:szCs w:val="48"/>
+        </w:rPr>
+        <w:t xml:space="preserve">по </w:t>
+      </w:r>
+      <w:r>
+        <w:rPr>
+          <w:rFonts w:ascii="Times New Roman" w:hAnsi="Times New Roman" w:cs="Times New Roman"/>
+          <w:sz w:val="48"/>
+          <w:szCs w:val="48"/>
+        </w:rPr>
+        <w:t>логам системы</w:t>
       </w:r>
       <w:r>
         <w:rPr>
@@ -29,7 +45,6 @@
         </w:rPr>
         <w:t xml:space="preserve"> </w:t>
       </w:r>
-      <w:proofErr w:type="gramStart"/>
       <w:r>
         <w:rPr>
           <w:rFonts w:ascii="Times New Roman" w:hAnsi="Times New Roman" w:cs="Times New Roman"/>
@@ -57,7 +72,6 @@
         <w:t>ate</w:t>
       </w:r>
       <w:proofErr w:type="spellEnd"/>
-      <w:proofErr w:type="gramEnd"/>
       <w:r>
         <w:rPr>
           <w:rFonts w:ascii="Times New Roman" w:hAnsi="Times New Roman" w:cs="Times New Roman"/>
